--- a/resources/templates/tpl_issues_not_reflected_in_audit_report.docx
+++ b/resources/templates/tpl_issues_not_reflected_in_audit_report.docx
@@ -1,791 +1,7 @@
 
-<file path=word/document.xml><?xml version="1.0" encoding="utf-8"?>
-<w:document xmlns:wpc="http://schemas.microsoft.com/office/word/2010/wordprocessingCanvas" xmlns:mc="http://schemas.openxmlformats.org/markup-compatibility/2006" xmlns:o="urn:schemas-microsoft-com:office:office" xmlns:r="http://schemas.openxmlformats.org/officeDocument/2006/relationships" xmlns:m="http://schemas.openxmlformats.org/officeDocument/2006/math" xmlns:v="urn:schemas-microsoft-com:vml" xmlns:wp14="http://schemas.microsoft.com/office/word/2010/wordprocessingDrawing" xmlns:wp="http://schemas.openxmlformats.org/drawingml/2006/wordprocessingDrawing" xmlns:w="http://schemas.openxmlformats.org/wordprocessingml/2006/main" xmlns:w14="http://schemas.microsoft.com/office/word/2010/wordml" xmlns:w10="urn:schemas-microsoft-com:office:word" xmlns:w15="http://schemas.microsoft.com/office/word/2012/wordml" xmlns:wpg="http://schemas.microsoft.com/office/word/2010/wordprocessingGroup" xmlns:wpi="http://schemas.microsoft.com/office/word/2010/wordprocessingInk" xmlns:wne="http://schemas.microsoft.com/office/word/2006/wordml" xmlns:wps="http://schemas.microsoft.com/office/word/2010/wordprocessingShape" xmlns:wpsCustomData="http://www.wps.cn/officeDocument/2013/wpsCustomData" mc:Ignorable="w14 w15 wp14">
-  <w:body>
-    <w:p>
-      <w:pPr>
-        <w:pStyle w:val="9"/>
-        <w:keepNext w:val="0"/>
-        <w:keepLines w:val="0"/>
-        <w:pageBreakBefore w:val="0"/>
-        <w:widowControl w:val="0"/>
-        <w:kinsoku/>
-        <w:wordWrap/>
-        <w:overflowPunct/>
-        <w:topLinePunct w:val="0"/>
-        <w:autoSpaceDE/>
-        <w:autoSpaceDN/>
-        <w:bidi w:val="0"/>
-        <w:adjustRightInd w:val="0"/>
-        <w:snapToGrid w:val="0"/>
-        <w:spacing w:line="760" w:lineRule="exact"/>
-        <w:textAlignment w:val="auto"/>
-        <w:rPr>
-          <w:rFonts w:hint="eastAsia" w:ascii="长城小标宋体" w:hAnsi="长城小标宋体" w:eastAsia="长城小标宋体" w:cs="长城小标宋体"/>
-          <w:spacing w:val="0"/>
-          <w:lang w:val="en-US" w:eastAsia="zh-CN"/>
-        </w:rPr>
-      </w:pPr>
-      <w:bookmarkStart w:id="0" w:name="_GoBack"/>
-      <w:r>
-        <w:rPr>
-          <w:rFonts w:hint="eastAsia" w:ascii="长城小标宋体" w:hAnsi="长城小标宋体" w:eastAsia="长城小标宋体" w:cs="长城小标宋体"/>
-          <w:spacing w:val="0"/>
-          <w:lang w:val="en-US" w:eastAsia="zh-CN"/>
-        </w:rPr>
-        <w:t>未在审计报告中反映的问题清单</w:t>
-      </w:r>
-    </w:p>
-    <w:bookmarkEnd w:id="0"/>
-    <w:p>
-      <w:pPr>
-        <w:pStyle w:val="3"/>
-        <w:widowControl/>
-        <w:ind w:firstLine="0" w:firstLineChars="0"/>
-        <w:rPr>
-          <w:rFonts w:hint="eastAsia" w:ascii="仿宋_GB2312" w:hAnsi="仿宋_GB2312" w:eastAsia="仿宋_GB2312" w:cs="仿宋_GB2312"/>
-          <w:sz w:val="32"/>
-          <w:szCs w:val="32"/>
-          <w:vertAlign w:val="baseline"/>
-          <w:lang w:val="en-US" w:eastAsia="zh-CN"/>
-        </w:rPr>
-      </w:pPr>
-      <w:r>
-        <w:rPr>
-          <w:rFonts w:hint="eastAsia" w:ascii="仿宋_GB2312" w:hAnsi="仿宋_GB2312" w:cs="仿宋_GB2312"/>
-          <w:sz w:val="32"/>
-          <w:szCs w:val="32"/>
-          <w:vertAlign w:val="baseline"/>
-          <w:lang w:eastAsia="zh-CN"/>
-        </w:rPr>
-        <w:t>项目名称</w:t>
-      </w:r>
-      <w:r>
-        <w:rPr>
-          <w:rFonts w:hint="eastAsia" w:ascii="仿宋_GB2312" w:hAnsi="仿宋_GB2312" w:eastAsia="仿宋_GB2312" w:cs="仿宋_GB2312"/>
-          <w:sz w:val="32"/>
-          <w:szCs w:val="32"/>
-          <w:vertAlign w:val="baseline"/>
-          <w:lang w:eastAsia="zh-CN"/>
-        </w:rPr>
-        <w:t>：</w:t>
-      </w:r>
-      <w:r>
-        <w:rPr>
-          <w:rFonts w:hint="eastAsia" w:ascii="仿宋_GB2312" w:hAnsi="仿宋_GB2312" w:eastAsia="仿宋_GB2312" w:cs="仿宋_GB2312"/>
-          <w:sz w:val="32"/>
-          <w:szCs w:val="32"/>
-          <w:vertAlign w:val="baseline"/>
-          <w:lang w:val="en-US" w:eastAsia="zh-CN"/>
-        </w:rPr>
-        <w:t xml:space="preserve">           </w:t>
-      </w:r>
-      <w:r>
-        <w:rPr>
-          <w:rFonts w:hint="eastAsia" w:ascii="仿宋_GB2312" w:hAnsi="仿宋_GB2312" w:cs="仿宋_GB2312"/>
-          <w:sz w:val="32"/>
-          <w:szCs w:val="32"/>
-          <w:vertAlign w:val="baseline"/>
-          <w:lang w:val="en-US" w:eastAsia="zh-CN"/>
-        </w:rPr>
-        <w:t xml:space="preserve">                      审计组</w:t>
-      </w:r>
-      <w:r>
-        <w:rPr>
-          <w:rFonts w:hint="eastAsia" w:ascii="仿宋_GB2312" w:hAnsi="仿宋_GB2312" w:eastAsia="仿宋_GB2312" w:cs="仿宋_GB2312"/>
-          <w:sz w:val="32"/>
-          <w:szCs w:val="32"/>
-          <w:vertAlign w:val="baseline"/>
-          <w:lang w:eastAsia="zh-CN"/>
-        </w:rPr>
-        <w:t>：</w:t>
-      </w:r>
-      <w:r>
-        <w:rPr>
-          <w:rFonts w:hint="eastAsia" w:ascii="仿宋_GB2312" w:hAnsi="仿宋_GB2312" w:eastAsia="仿宋_GB2312" w:cs="仿宋_GB2312"/>
-          <w:sz w:val="32"/>
-          <w:szCs w:val="32"/>
-          <w:vertAlign w:val="baseline"/>
-          <w:lang w:val="en-US" w:eastAsia="zh-CN"/>
-        </w:rPr>
-        <w:t xml:space="preserve">                          </w:t>
-      </w:r>
-    </w:p>
-    <w:tbl>
-      <w:tblPr>
-        <w:tblStyle w:val="7"/>
-        <w:tblW w:w="4999" w:type="pct"/>
-        <w:jc w:val="center"/>
-        <w:tblBorders>
-          <w:top w:val="single" w:color="auto" w:sz="4" w:space="0"/>
-          <w:left w:val="single" w:color="auto" w:sz="4" w:space="0"/>
-          <w:bottom w:val="single" w:color="auto" w:sz="4" w:space="0"/>
-          <w:right w:val="single" w:color="auto" w:sz="4" w:space="0"/>
-          <w:insideH w:val="single" w:color="auto" w:sz="4" w:space="0"/>
-          <w:insideV w:val="single" w:color="auto" w:sz="4" w:space="0"/>
-        </w:tblBorders>
-        <w:tblLayout w:type="autofit"/>
-        <w:tblCellMar>
-          <w:top w:w="0" w:type="dxa"/>
-          <w:left w:w="108" w:type="dxa"/>
-          <w:bottom w:w="0" w:type="dxa"/>
-          <w:right w:w="108" w:type="dxa"/>
-        </w:tblCellMar>
-      </w:tblPr>
-      <w:tblGrid>
-        <w:gridCol w:w="1135"/>
-        <w:gridCol w:w="4487"/>
-        <w:gridCol w:w="7517"/>
-      </w:tblGrid>
-      <w:tr>
-        <w:tblPrEx>
-          <w:tblBorders>
-            <w:top w:val="single" w:color="auto" w:sz="4" w:space="0"/>
-            <w:left w:val="single" w:color="auto" w:sz="4" w:space="0"/>
-            <w:bottom w:val="single" w:color="auto" w:sz="4" w:space="0"/>
-            <w:right w:val="single" w:color="auto" w:sz="4" w:space="0"/>
-            <w:insideH w:val="single" w:color="auto" w:sz="4" w:space="0"/>
-            <w:insideV w:val="single" w:color="auto" w:sz="4" w:space="0"/>
-          </w:tblBorders>
-          <w:tblCellMar>
-            <w:top w:w="0" w:type="dxa"/>
-            <w:left w:w="108" w:type="dxa"/>
-            <w:bottom w:w="0" w:type="dxa"/>
-            <w:right w:w="108" w:type="dxa"/>
-          </w:tblCellMar>
-        </w:tblPrEx>
-        <w:trPr>
-          <w:trHeight w:val="662" w:hRule="atLeast"/>
-          <w:jc w:val="center"/>
-        </w:trPr>
-        <w:tc>
-          <w:tcPr>
-            <w:tcW w:w="432" w:type="pct"/>
-            <w:noWrap w:val="0"/>
-            <w:vAlign w:val="center"/>
-          </w:tcPr>
-          <w:p>
-            <w:pPr>
-              <w:pStyle w:val="3"/>
-              <w:widowControl/>
-              <w:jc w:val="center"/>
-              <w:rPr>
-                <w:rFonts w:hint="eastAsia" w:ascii="仿宋_GB2312" w:hAnsi="仿宋_GB2312" w:eastAsia="仿宋_GB2312" w:cs="仿宋_GB2312"/>
-                <w:sz w:val="32"/>
-                <w:szCs w:val="32"/>
-                <w:vertAlign w:val="baseline"/>
-                <w:lang w:eastAsia="zh-CN"/>
-              </w:rPr>
-            </w:pPr>
-            <w:r>
-              <w:rPr>
-                <w:rFonts w:hint="eastAsia" w:ascii="仿宋_GB2312" w:hAnsi="仿宋_GB2312" w:eastAsia="仿宋_GB2312" w:cs="仿宋_GB2312"/>
-                <w:sz w:val="32"/>
-                <w:szCs w:val="32"/>
-                <w:vertAlign w:val="baseline"/>
-                <w:lang w:eastAsia="zh-CN"/>
-              </w:rPr>
-              <w:t>编号</w:t>
-            </w:r>
-          </w:p>
-        </w:tc>
-        <w:tc>
-          <w:tcPr>
-            <w:tcW w:w="1707" w:type="pct"/>
-            <w:noWrap w:val="0"/>
-            <w:vAlign w:val="center"/>
-          </w:tcPr>
-          <w:p>
-            <w:pPr>
-              <w:pStyle w:val="3"/>
-              <w:widowControl/>
-              <w:jc w:val="center"/>
-              <w:rPr>
-                <w:rFonts w:hint="eastAsia" w:ascii="仿宋_GB2312" w:hAnsi="仿宋_GB2312" w:eastAsia="仿宋_GB2312" w:cs="仿宋_GB2312"/>
-                <w:sz w:val="32"/>
-                <w:szCs w:val="32"/>
-                <w:vertAlign w:val="baseline"/>
-                <w:lang w:eastAsia="zh-CN"/>
-              </w:rPr>
-            </w:pPr>
-            <w:r>
-              <w:rPr>
-                <w:rFonts w:hint="eastAsia" w:ascii="仿宋_GB2312" w:hAnsi="仿宋_GB2312" w:cs="仿宋_GB2312"/>
-                <w:szCs w:val="32"/>
-                <w:lang w:eastAsia="zh-CN"/>
-              </w:rPr>
-              <w:t>未</w:t>
-            </w:r>
-            <w:r>
-              <w:rPr>
-                <w:rFonts w:hint="eastAsia" w:ascii="仿宋_GB2312" w:hAnsi="仿宋_GB2312" w:cs="仿宋_GB2312"/>
-                <w:szCs w:val="32"/>
-              </w:rPr>
-              <w:t>在审计报告中反映的问题</w:t>
-            </w:r>
-          </w:p>
-        </w:tc>
-        <w:tc>
-          <w:tcPr>
-            <w:tcW w:w="2860" w:type="pct"/>
-            <w:noWrap w:val="0"/>
-            <w:vAlign w:val="center"/>
-          </w:tcPr>
-          <w:p>
-            <w:pPr>
-              <w:pStyle w:val="3"/>
-              <w:widowControl/>
-              <w:jc w:val="center"/>
-              <w:rPr>
-                <w:rFonts w:hint="eastAsia" w:ascii="仿宋_GB2312" w:hAnsi="仿宋_GB2312" w:eastAsia="仿宋_GB2312" w:cs="仿宋_GB2312"/>
-                <w:sz w:val="32"/>
-                <w:szCs w:val="32"/>
-                <w:vertAlign w:val="baseline"/>
-                <w:lang w:eastAsia="zh-CN"/>
-              </w:rPr>
-            </w:pPr>
-            <w:r>
-              <w:rPr>
-                <w:rFonts w:hint="eastAsia" w:ascii="仿宋_GB2312" w:hAnsi="仿宋_GB2312" w:cs="仿宋_GB2312"/>
-                <w:sz w:val="32"/>
-                <w:szCs w:val="32"/>
-                <w:vertAlign w:val="baseline"/>
-                <w:lang w:eastAsia="zh-CN"/>
-              </w:rPr>
-              <w:t>不予反映的理由</w:t>
-            </w:r>
-          </w:p>
-        </w:tc>
-      </w:tr>
-      <w:tr>
-        <w:tblPrEx>
-          <w:tblBorders>
-            <w:top w:val="single" w:color="auto" w:sz="4" w:space="0"/>
-            <w:left w:val="single" w:color="auto" w:sz="4" w:space="0"/>
-            <w:bottom w:val="single" w:color="auto" w:sz="4" w:space="0"/>
-            <w:right w:val="single" w:color="auto" w:sz="4" w:space="0"/>
-            <w:insideH w:val="single" w:color="auto" w:sz="4" w:space="0"/>
-            <w:insideV w:val="single" w:color="auto" w:sz="4" w:space="0"/>
-          </w:tblBorders>
-          <w:tblCellMar>
-            <w:top w:w="0" w:type="dxa"/>
-            <w:left w:w="108" w:type="dxa"/>
-            <w:bottom w:w="0" w:type="dxa"/>
-            <w:right w:w="108" w:type="dxa"/>
-          </w:tblCellMar>
-        </w:tblPrEx>
-        <w:trPr>
-          <w:trHeight w:val="621" w:hRule="atLeast"/>
-          <w:jc w:val="center"/>
-        </w:trPr>
-        <w:tc>
-          <w:tcPr>
-            <w:tcW w:w="432" w:type="pct"/>
-            <w:noWrap w:val="0"/>
-            <w:vAlign w:val="top"/>
-          </w:tcPr>
-          <w:p>
-            <w:pPr>
-              <w:pStyle w:val="3"/>
-              <w:widowControl/>
-              <w:rPr>
-                <w:rFonts w:hint="eastAsia" w:ascii="Times New Roman" w:eastAsia="仿宋_GB2312" w:cs="仿宋_GB2312"/>
-                <w:vertAlign w:val="baseline"/>
-                <w:lang w:eastAsia="zh-CN"/>
-              </w:rPr>
-            </w:pPr>
-          </w:p>
-        </w:tc>
-        <w:tc>
-          <w:tcPr>
-            <w:tcW w:w="1707" w:type="pct"/>
-            <w:noWrap w:val="0"/>
-            <w:vAlign w:val="top"/>
-          </w:tcPr>
-          <w:p>
-            <w:pPr>
-              <w:pStyle w:val="3"/>
-              <w:widowControl/>
-              <w:rPr>
-                <w:rFonts w:hint="eastAsia" w:ascii="Times New Roman" w:eastAsia="仿宋_GB2312" w:cs="仿宋_GB2312"/>
-                <w:vertAlign w:val="baseline"/>
-                <w:lang w:eastAsia="zh-CN"/>
-              </w:rPr>
-            </w:pPr>
-          </w:p>
-        </w:tc>
-        <w:tc>
-          <w:tcPr>
-            <w:tcW w:w="2860" w:type="pct"/>
-            <w:noWrap w:val="0"/>
-            <w:vAlign w:val="top"/>
-          </w:tcPr>
-          <w:p>
-            <w:pPr>
-              <w:pStyle w:val="3"/>
-              <w:widowControl/>
-              <w:rPr>
-                <w:rFonts w:hint="eastAsia" w:ascii="Times New Roman" w:eastAsia="仿宋_GB2312" w:cs="仿宋_GB2312"/>
-                <w:vertAlign w:val="baseline"/>
-                <w:lang w:eastAsia="zh-CN"/>
-              </w:rPr>
-            </w:pPr>
-          </w:p>
-        </w:tc>
-      </w:tr>
-      <w:tr>
-        <w:tblPrEx>
-          <w:tblBorders>
-            <w:top w:val="single" w:color="auto" w:sz="4" w:space="0"/>
-            <w:left w:val="single" w:color="auto" w:sz="4" w:space="0"/>
-            <w:bottom w:val="single" w:color="auto" w:sz="4" w:space="0"/>
-            <w:right w:val="single" w:color="auto" w:sz="4" w:space="0"/>
-            <w:insideH w:val="single" w:color="auto" w:sz="4" w:space="0"/>
-            <w:insideV w:val="single" w:color="auto" w:sz="4" w:space="0"/>
-          </w:tblBorders>
-          <w:tblCellMar>
-            <w:top w:w="0" w:type="dxa"/>
-            <w:left w:w="108" w:type="dxa"/>
-            <w:bottom w:w="0" w:type="dxa"/>
-            <w:right w:w="108" w:type="dxa"/>
-          </w:tblCellMar>
-        </w:tblPrEx>
-        <w:trPr>
-          <w:trHeight w:val="608" w:hRule="atLeast"/>
-          <w:jc w:val="center"/>
-        </w:trPr>
-        <w:tc>
-          <w:tcPr>
-            <w:tcW w:w="432" w:type="pct"/>
-            <w:noWrap w:val="0"/>
-            <w:vAlign w:val="top"/>
-          </w:tcPr>
-          <w:p>
-            <w:pPr>
-              <w:pStyle w:val="3"/>
-              <w:widowControl/>
-              <w:rPr>
-                <w:rFonts w:hint="eastAsia" w:ascii="Times New Roman" w:eastAsia="仿宋_GB2312" w:cs="仿宋_GB2312"/>
-                <w:vertAlign w:val="baseline"/>
-                <w:lang w:eastAsia="zh-CN"/>
-              </w:rPr>
-            </w:pPr>
-          </w:p>
-        </w:tc>
-        <w:tc>
-          <w:tcPr>
-            <w:tcW w:w="1707" w:type="pct"/>
-            <w:noWrap w:val="0"/>
-            <w:vAlign w:val="top"/>
-          </w:tcPr>
-          <w:p>
-            <w:pPr>
-              <w:pStyle w:val="3"/>
-              <w:widowControl/>
-              <w:rPr>
-                <w:rFonts w:hint="eastAsia" w:ascii="Times New Roman" w:eastAsia="仿宋_GB2312" w:cs="仿宋_GB2312"/>
-                <w:vertAlign w:val="baseline"/>
-                <w:lang w:eastAsia="zh-CN"/>
-              </w:rPr>
-            </w:pPr>
-          </w:p>
-        </w:tc>
-        <w:tc>
-          <w:tcPr>
-            <w:tcW w:w="2860" w:type="pct"/>
-            <w:noWrap w:val="0"/>
-            <w:vAlign w:val="top"/>
-          </w:tcPr>
-          <w:p>
-            <w:pPr>
-              <w:pStyle w:val="3"/>
-              <w:widowControl/>
-              <w:rPr>
-                <w:rFonts w:hint="eastAsia" w:ascii="Times New Roman" w:eastAsia="仿宋_GB2312" w:cs="仿宋_GB2312"/>
-                <w:vertAlign w:val="baseline"/>
-                <w:lang w:eastAsia="zh-CN"/>
-              </w:rPr>
-            </w:pPr>
-          </w:p>
-        </w:tc>
-      </w:tr>
-      <w:tr>
-        <w:tblPrEx>
-          <w:tblBorders>
-            <w:top w:val="single" w:color="auto" w:sz="4" w:space="0"/>
-            <w:left w:val="single" w:color="auto" w:sz="4" w:space="0"/>
-            <w:bottom w:val="single" w:color="auto" w:sz="4" w:space="0"/>
-            <w:right w:val="single" w:color="auto" w:sz="4" w:space="0"/>
-            <w:insideH w:val="single" w:color="auto" w:sz="4" w:space="0"/>
-            <w:insideV w:val="single" w:color="auto" w:sz="4" w:space="0"/>
-          </w:tblBorders>
-          <w:tblCellMar>
-            <w:top w:w="0" w:type="dxa"/>
-            <w:left w:w="108" w:type="dxa"/>
-            <w:bottom w:w="0" w:type="dxa"/>
-            <w:right w:w="108" w:type="dxa"/>
-          </w:tblCellMar>
-        </w:tblPrEx>
-        <w:trPr>
-          <w:trHeight w:val="608" w:hRule="atLeast"/>
-          <w:jc w:val="center"/>
-        </w:trPr>
-        <w:tc>
-          <w:tcPr>
-            <w:tcW w:w="432" w:type="pct"/>
-            <w:noWrap w:val="0"/>
-            <w:vAlign w:val="top"/>
-          </w:tcPr>
-          <w:p>
-            <w:pPr>
-              <w:pStyle w:val="3"/>
-              <w:widowControl/>
-              <w:rPr>
-                <w:rFonts w:hint="eastAsia" w:ascii="Times New Roman" w:eastAsia="仿宋_GB2312" w:cs="仿宋_GB2312"/>
-                <w:vertAlign w:val="baseline"/>
-                <w:lang w:eastAsia="zh-CN"/>
-              </w:rPr>
-            </w:pPr>
-          </w:p>
-        </w:tc>
-        <w:tc>
-          <w:tcPr>
-            <w:tcW w:w="1707" w:type="pct"/>
-            <w:noWrap w:val="0"/>
-            <w:vAlign w:val="top"/>
-          </w:tcPr>
-          <w:p>
-            <w:pPr>
-              <w:pStyle w:val="3"/>
-              <w:widowControl/>
-              <w:rPr>
-                <w:rFonts w:hint="eastAsia" w:ascii="Times New Roman" w:eastAsia="仿宋_GB2312" w:cs="仿宋_GB2312"/>
-                <w:vertAlign w:val="baseline"/>
-                <w:lang w:eastAsia="zh-CN"/>
-              </w:rPr>
-            </w:pPr>
-          </w:p>
-        </w:tc>
-        <w:tc>
-          <w:tcPr>
-            <w:tcW w:w="2860" w:type="pct"/>
-            <w:noWrap w:val="0"/>
-            <w:vAlign w:val="top"/>
-          </w:tcPr>
-          <w:p>
-            <w:pPr>
-              <w:pStyle w:val="3"/>
-              <w:widowControl/>
-              <w:rPr>
-                <w:rFonts w:hint="eastAsia" w:ascii="Times New Roman" w:eastAsia="仿宋_GB2312" w:cs="仿宋_GB2312"/>
-                <w:vertAlign w:val="baseline"/>
-                <w:lang w:eastAsia="zh-CN"/>
-              </w:rPr>
-            </w:pPr>
-          </w:p>
-        </w:tc>
-      </w:tr>
-      <w:tr>
-        <w:tblPrEx>
-          <w:tblBorders>
-            <w:top w:val="single" w:color="auto" w:sz="4" w:space="0"/>
-            <w:left w:val="single" w:color="auto" w:sz="4" w:space="0"/>
-            <w:bottom w:val="single" w:color="auto" w:sz="4" w:space="0"/>
-            <w:right w:val="single" w:color="auto" w:sz="4" w:space="0"/>
-            <w:insideH w:val="single" w:color="auto" w:sz="4" w:space="0"/>
-            <w:insideV w:val="single" w:color="auto" w:sz="4" w:space="0"/>
-          </w:tblBorders>
-          <w:tblCellMar>
-            <w:top w:w="0" w:type="dxa"/>
-            <w:left w:w="108" w:type="dxa"/>
-            <w:bottom w:w="0" w:type="dxa"/>
-            <w:right w:w="108" w:type="dxa"/>
-          </w:tblCellMar>
-        </w:tblPrEx>
-        <w:trPr>
-          <w:trHeight w:val="608" w:hRule="atLeast"/>
-          <w:jc w:val="center"/>
-        </w:trPr>
-        <w:tc>
-          <w:tcPr>
-            <w:tcW w:w="432" w:type="pct"/>
-            <w:noWrap w:val="0"/>
-            <w:vAlign w:val="top"/>
-          </w:tcPr>
-          <w:p>
-            <w:pPr>
-              <w:pStyle w:val="3"/>
-              <w:widowControl/>
-              <w:rPr>
-                <w:rFonts w:hint="eastAsia" w:ascii="Times New Roman" w:eastAsia="仿宋_GB2312" w:cs="仿宋_GB2312"/>
-                <w:vertAlign w:val="baseline"/>
-                <w:lang w:eastAsia="zh-CN"/>
-              </w:rPr>
-            </w:pPr>
-          </w:p>
-        </w:tc>
-        <w:tc>
-          <w:tcPr>
-            <w:tcW w:w="1707" w:type="pct"/>
-            <w:noWrap w:val="0"/>
-            <w:vAlign w:val="top"/>
-          </w:tcPr>
-          <w:p>
-            <w:pPr>
-              <w:pStyle w:val="3"/>
-              <w:widowControl/>
-              <w:rPr>
-                <w:rFonts w:hint="eastAsia" w:ascii="Times New Roman" w:eastAsia="仿宋_GB2312" w:cs="仿宋_GB2312"/>
-                <w:vertAlign w:val="baseline"/>
-                <w:lang w:eastAsia="zh-CN"/>
-              </w:rPr>
-            </w:pPr>
-          </w:p>
-        </w:tc>
-        <w:tc>
-          <w:tcPr>
-            <w:tcW w:w="2860" w:type="pct"/>
-            <w:noWrap w:val="0"/>
-            <w:vAlign w:val="top"/>
-          </w:tcPr>
-          <w:p>
-            <w:pPr>
-              <w:pStyle w:val="3"/>
-              <w:widowControl/>
-              <w:rPr>
-                <w:rFonts w:hint="eastAsia" w:ascii="Times New Roman" w:eastAsia="仿宋_GB2312" w:cs="仿宋_GB2312"/>
-                <w:vertAlign w:val="baseline"/>
-                <w:lang w:eastAsia="zh-CN"/>
-              </w:rPr>
-            </w:pPr>
-          </w:p>
-        </w:tc>
-      </w:tr>
-      <w:tr>
-        <w:tblPrEx>
-          <w:tblBorders>
-            <w:top w:val="single" w:color="auto" w:sz="4" w:space="0"/>
-            <w:left w:val="single" w:color="auto" w:sz="4" w:space="0"/>
-            <w:bottom w:val="single" w:color="auto" w:sz="4" w:space="0"/>
-            <w:right w:val="single" w:color="auto" w:sz="4" w:space="0"/>
-            <w:insideH w:val="single" w:color="auto" w:sz="4" w:space="0"/>
-            <w:insideV w:val="single" w:color="auto" w:sz="4" w:space="0"/>
-          </w:tblBorders>
-          <w:tblCellMar>
-            <w:top w:w="0" w:type="dxa"/>
-            <w:left w:w="108" w:type="dxa"/>
-            <w:bottom w:w="0" w:type="dxa"/>
-            <w:right w:w="108" w:type="dxa"/>
-          </w:tblCellMar>
-        </w:tblPrEx>
-        <w:trPr>
-          <w:trHeight w:val="608" w:hRule="atLeast"/>
-          <w:jc w:val="center"/>
-        </w:trPr>
-        <w:tc>
-          <w:tcPr>
-            <w:tcW w:w="432" w:type="pct"/>
-            <w:noWrap w:val="0"/>
-            <w:vAlign w:val="top"/>
-          </w:tcPr>
-          <w:p>
-            <w:pPr>
-              <w:pStyle w:val="3"/>
-              <w:widowControl/>
-              <w:rPr>
-                <w:rFonts w:hint="eastAsia" w:ascii="Times New Roman" w:eastAsia="仿宋_GB2312" w:cs="仿宋_GB2312"/>
-                <w:vertAlign w:val="baseline"/>
-                <w:lang w:eastAsia="zh-CN"/>
-              </w:rPr>
-            </w:pPr>
-          </w:p>
-        </w:tc>
-        <w:tc>
-          <w:tcPr>
-            <w:tcW w:w="1707" w:type="pct"/>
-            <w:noWrap w:val="0"/>
-            <w:vAlign w:val="top"/>
-          </w:tcPr>
-          <w:p>
-            <w:pPr>
-              <w:pStyle w:val="3"/>
-              <w:widowControl/>
-              <w:rPr>
-                <w:rFonts w:hint="eastAsia" w:ascii="Times New Roman" w:eastAsia="仿宋_GB2312" w:cs="仿宋_GB2312"/>
-                <w:vertAlign w:val="baseline"/>
-                <w:lang w:eastAsia="zh-CN"/>
-              </w:rPr>
-            </w:pPr>
-          </w:p>
-        </w:tc>
-        <w:tc>
-          <w:tcPr>
-            <w:tcW w:w="2860" w:type="pct"/>
-            <w:noWrap w:val="0"/>
-            <w:vAlign w:val="top"/>
-          </w:tcPr>
-          <w:p>
-            <w:pPr>
-              <w:pStyle w:val="3"/>
-              <w:widowControl/>
-              <w:rPr>
-                <w:rFonts w:hint="eastAsia" w:ascii="Times New Roman" w:eastAsia="仿宋_GB2312" w:cs="仿宋_GB2312"/>
-                <w:vertAlign w:val="baseline"/>
-                <w:lang w:eastAsia="zh-CN"/>
-              </w:rPr>
-            </w:pPr>
-          </w:p>
-        </w:tc>
-      </w:tr>
-      <w:tr>
-        <w:tblPrEx>
-          <w:tblBorders>
-            <w:top w:val="single" w:color="auto" w:sz="4" w:space="0"/>
-            <w:left w:val="single" w:color="auto" w:sz="4" w:space="0"/>
-            <w:bottom w:val="single" w:color="auto" w:sz="4" w:space="0"/>
-            <w:right w:val="single" w:color="auto" w:sz="4" w:space="0"/>
-            <w:insideH w:val="single" w:color="auto" w:sz="4" w:space="0"/>
-            <w:insideV w:val="single" w:color="auto" w:sz="4" w:space="0"/>
-          </w:tblBorders>
-          <w:tblCellMar>
-            <w:top w:w="0" w:type="dxa"/>
-            <w:left w:w="108" w:type="dxa"/>
-            <w:bottom w:w="0" w:type="dxa"/>
-            <w:right w:w="108" w:type="dxa"/>
-          </w:tblCellMar>
-        </w:tblPrEx>
-        <w:trPr>
-          <w:trHeight w:val="619" w:hRule="atLeast"/>
-          <w:jc w:val="center"/>
-        </w:trPr>
-        <w:tc>
-          <w:tcPr>
-            <w:tcW w:w="432" w:type="pct"/>
-            <w:noWrap w:val="0"/>
-            <w:vAlign w:val="top"/>
-          </w:tcPr>
-          <w:p>
-            <w:pPr>
-              <w:pStyle w:val="3"/>
-              <w:widowControl/>
-              <w:rPr>
-                <w:rFonts w:hint="eastAsia" w:ascii="Times New Roman" w:eastAsia="仿宋_GB2312" w:cs="仿宋_GB2312"/>
-                <w:vertAlign w:val="baseline"/>
-                <w:lang w:eastAsia="zh-CN"/>
-              </w:rPr>
-            </w:pPr>
-          </w:p>
-        </w:tc>
-        <w:tc>
-          <w:tcPr>
-            <w:tcW w:w="1707" w:type="pct"/>
-            <w:noWrap w:val="0"/>
-            <w:vAlign w:val="top"/>
-          </w:tcPr>
-          <w:p>
-            <w:pPr>
-              <w:pStyle w:val="3"/>
-              <w:widowControl/>
-              <w:rPr>
-                <w:rFonts w:hint="eastAsia" w:ascii="Times New Roman" w:eastAsia="仿宋_GB2312" w:cs="仿宋_GB2312"/>
-                <w:vertAlign w:val="baseline"/>
-                <w:lang w:eastAsia="zh-CN"/>
-              </w:rPr>
-            </w:pPr>
-          </w:p>
-        </w:tc>
-        <w:tc>
-          <w:tcPr>
-            <w:tcW w:w="2860" w:type="pct"/>
-            <w:noWrap w:val="0"/>
-            <w:vAlign w:val="top"/>
-          </w:tcPr>
-          <w:p>
-            <w:pPr>
-              <w:pStyle w:val="3"/>
-              <w:widowControl/>
-              <w:rPr>
-                <w:rFonts w:hint="eastAsia" w:ascii="Times New Roman" w:eastAsia="仿宋_GB2312" w:cs="仿宋_GB2312"/>
-                <w:vertAlign w:val="baseline"/>
-                <w:lang w:eastAsia="zh-CN"/>
-              </w:rPr>
-            </w:pPr>
-          </w:p>
-        </w:tc>
-      </w:tr>
-    </w:tbl>
-    <w:p>
-      <w:pPr>
-        <w:pStyle w:val="2"/>
-        <w:numPr>
-          <w:ilvl w:val="0"/>
-          <w:numId w:val="0"/>
-        </w:numPr>
-        <w:ind w:left="0" w:leftChars="0" w:firstLine="0" w:firstLineChars="0"/>
-        <w:rPr>
-          <w:rFonts w:hint="eastAsia" w:ascii="楷体" w:hAnsi="楷体" w:eastAsia="楷体" w:cs="楷体"/>
-          <w:i w:val="0"/>
-          <w:iCs w:val="0"/>
-          <w:sz w:val="21"/>
-          <w:szCs w:val="22"/>
-          <w:lang w:val="en-US" w:eastAsia="zh-CN"/>
-        </w:rPr>
-      </w:pPr>
-    </w:p>
-    <w:p>
-      <w:pPr>
-        <w:pStyle w:val="2"/>
-        <w:numPr>
-          <w:ilvl w:val="0"/>
-          <w:numId w:val="0"/>
-        </w:numPr>
-        <w:ind w:left="0" w:leftChars="0" w:firstLine="0" w:firstLineChars="0"/>
-        <w:rPr>
-          <w:rFonts w:hint="default" w:ascii="Calibri" w:hAnsi="Calibri" w:eastAsia="楷体"/>
-          <w:lang w:eastAsia="zh-CN"/>
-        </w:rPr>
-      </w:pPr>
-      <w:r>
-        <w:rPr>
-          <w:rFonts w:hint="eastAsia" w:ascii="楷体" w:hAnsi="楷体" w:eastAsia="楷体" w:cs="楷体"/>
-          <w:i w:val="0"/>
-          <w:iCs w:val="0"/>
-          <w:sz w:val="21"/>
-          <w:szCs w:val="22"/>
-          <w:lang w:val="en-US" w:eastAsia="zh-CN"/>
-        </w:rPr>
-        <w:t>说明：要严格按照有关保密规定，结合未在审计报告中反映的问题清单涉及内容的实际情况，认真研判是否需要定密（包括工作秘密和国家秘密）。需要定密的，应当合理确定密级、保密期限和知悉范围并进行规范标识。</w:t>
-      </w:r>
-    </w:p>
-    <w:p>
-      <w:pPr>
-        <w:pStyle w:val="3"/>
-        <w:ind w:firstLine="640" w:firstLineChars="200"/>
-        <w:rPr>
-          <w:rFonts w:hint="eastAsia"/>
-          <w:lang w:eastAsia="zh-CN"/>
-        </w:rPr>
-        <w:sectPr>
-          <w:headerReference r:id="rId3" w:type="default"/>
-          <w:footerReference r:id="rId4" w:type="default"/>
-          <w:pgSz w:w="16838" w:h="11906" w:orient="landscape"/>
-          <w:pgMar w:top="1587" w:right="1984" w:bottom="1587" w:left="1928" w:header="1247" w:footer="1531" w:gutter="0"/>
-          <w:pgNumType w:fmt="decimal"/>
-          <w:cols w:space="720" w:num="1"/>
-          <w:rtlGutter w:val="0"/>
-          <w:docGrid w:type="lines" w:linePitch="323" w:charSpace="0"/>
-        </w:sectPr>
-      </w:pPr>
-    </w:p>
-    <w:p/>
-    <w:sectPr>
-      <w:pgSz w:w="11906" w:h="16838"/>
-      <w:pgMar w:top="1440" w:right="1800" w:bottom="1440" w:left="1800" w:header="851" w:footer="992" w:gutter="0"/>
-      <w:cols w:space="425" w:num="1"/>
-      <w:docGrid w:type="lines" w:linePitch="312" w:charSpace="0"/>
-    </w:sectPr>
-  </w:body>
-</w:document>
+<file path=word/document.xml><?xml version="1.0" encoding="UTF-8" standalone="yes"?>
+<w:document xmlns:wpc="http://schemas.microsoft.com/office/word/2010/wordprocessingCanvas" xmlns:mc="http://schemas.openxmlformats.org/markup-compatibility/2006" xmlns:o="urn:schemas-microsoft-com:office:office" xmlns:r="http://schemas.openxmlformats.org/officeDocument/2006/relationships" xmlns:m="http://schemas.openxmlformats.org/officeDocument/2006/math" xmlns:v="urn:schemas-microsoft-com:vml" xmlns:wp14="http://schemas.microsoft.com/office/word/2010/wordprocessingDrawing" xmlns:wp="http://schemas.openxmlformats.org/drawingml/2006/wordprocessingDrawing" xmlns:w="http://schemas.openxmlformats.org/wordprocessingml/2006/main" xmlns:w14="http://schemas.microsoft.com/office/word/2010/wordml" xmlns:w10="urn:schemas-microsoft-com:office:word" xmlns:w15="http://schemas.microsoft.com/office/word/2012/wordml" xmlns:wpg="http://schemas.microsoft.com/office/word/2010/wordprocessingGroup" xmlns:wpi="http://schemas.microsoft.com/office/word/2010/wordprocessingInk" xmlns:wne="http://schemas.microsoft.com/office/word/2006/wordml" xmlns:wps="http://schemas.microsoft.com/office/word/2010/wordprocessingShape" xmlns:wpsCustomData="http://www.wps.cn/officeDocument/2013/wpsCustomData" mc:Ignorable="w14 w15 wp14"><w:body><w:p><w:pPr><w:pStyle w:val="9"/><w:keepNext w:val="0"/><w:keepLines w:val="0"/><w:pageBreakBefore w:val="0"/><w:widowControl w:val="0"/><w:kinsoku/><w:wordWrap/><w:overflowPunct/><w:topLinePunct w:val="0"/><w:autoSpaceDE/><w:autoSpaceDN/><w:bidi w:val="0"/><w:adjustRightInd w:val="0"/><w:snapToGrid w:val="0"/><w:spacing w:line="760" w:lineRule="exact"/><w:textAlignment w:val="auto"/><w:rPr><w:rFonts w:hint="eastAsia" w:ascii="长城小标宋体" w:hAnsi="长城小标宋体" w:eastAsia="长城小标宋体" w:cs="长城小标宋体"/><w:spacing w:val="0"/><w:lang w:val="en-US" w:eastAsia="zh-CN"/></w:rPr></w:pPr><w:bookmarkStart w:id="0" w:name="_GoBack"/><w:r><w:rPr><w:rFonts w:hint="eastAsia" w:ascii="长城小标宋体" w:hAnsi="长城小标宋体" w:eastAsia="长城小标宋体" w:cs="长城小标宋体"/><w:spacing w:val="0"/><w:lang w:val="en-US" w:eastAsia="zh-CN"/></w:rPr><w:t>未在审计报告中反映的问题清单</w:t></w:r></w:p><w:bookmarkEnd w:id="0"/><w:p><w:pPr><w:pStyle w:val="3"/><w:widowControl/><w:ind w:firstLine="0" w:firstLineChars="0"/><w:rPr><w:rFonts w:hint="eastAsia" w:ascii="仿宋_GB2312" w:hAnsi="仿宋_GB2312" w:eastAsia="仿宋_GB2312" w:cs="仿宋_GB2312"/><w:sz w:val="32"/><w:szCs w:val="32"/><w:vertAlign w:val="baseline"/><w:lang w:val="en-US" w:eastAsia="zh-CN"/></w:rPr></w:pPr><w:r><w:rPr><w:rFonts w:hint="eastAsia" w:ascii="仿宋_GB2312" w:hAnsi="仿宋_GB2312" w:cs="仿宋_GB2312"/><w:sz w:val="32"/><w:szCs w:val="32"/><w:vertAlign w:val="baseline"/><w:lang w:eastAsia="zh-CN"/></w:rPr><w:t>项目名称</w:t></w:r><w:r><w:rPr><w:rFonts w:hint="eastAsia" w:ascii="仿宋_GB2312" w:hAnsi="仿宋_GB2312" w:eastAsia="仿宋_GB2312" w:cs="仿宋_GB2312"/><w:sz w:val="32"/><w:szCs w:val="32"/><w:vertAlign w:val="baseline"/><w:lang w:eastAsia="zh-CN"/></w:rPr><w:t>：</w:t></w:r><w:r><w:rPr><w:rFonts w:hint="eastAsia" w:ascii="仿宋_GB2312" w:hAnsi="仿宋_GB2312" w:eastAsia="仿宋_GB2312" w:cs="仿宋_GB2312"/><w:sz w:val="32"/><w:szCs w:val="32"/><w:vertAlign w:val="baseline"/><w:lang w:val="en-US" w:eastAsia="zh-CN"/></w:rPr><w:t xml:space="preserve">           </w:t></w:r><w:r><w:rPr><w:rFonts w:hint="eastAsia" w:ascii="仿宋_GB2312" w:hAnsi="仿宋_GB2312" w:cs="仿宋_GB2312"/><w:sz w:val="32"/><w:szCs w:val="32"/><w:vertAlign w:val="baseline"/><w:lang w:val="en-US" w:eastAsia="zh-CN"/></w:rPr><w:t xml:space="preserve">                      审计组</w:t></w:r><w:r><w:rPr><w:rFonts w:hint="eastAsia" w:ascii="仿宋_GB2312" w:hAnsi="仿宋_GB2312" w:eastAsia="仿宋_GB2312" w:cs="仿宋_GB2312"/><w:sz w:val="32"/><w:szCs w:val="32"/><w:vertAlign w:val="baseline"/><w:lang w:eastAsia="zh-CN"/></w:rPr><w:t>：</w:t></w:r><w:r><w:rPr><w:rFonts w:hint="eastAsia" w:ascii="仿宋_GB2312" w:hAnsi="仿宋_GB2312" w:eastAsia="仿宋_GB2312" w:cs="仿宋_GB2312"/><w:sz w:val="32"/><w:szCs w:val="32"/><w:vertAlign w:val="baseline"/><w:lang w:val="en-US" w:eastAsia="zh-CN"/></w:rPr><w:t xml:space="preserve">                          </w:t></w:r></w:p><w:tbl><w:tblPr><w:tblStyle w:val="7"/><w:tblW w:w="4999" w:type="pct"/><w:jc w:val="center"/><w:tblBorders><w:top w:val="single" w:color="auto" w:sz="4" w:space="0"/><w:left w:val="single" w:color="auto" w:sz="4" w:space="0"/><w:bottom w:val="single" w:color="auto" w:sz="4" w:space="0"/><w:right w:val="single" w:color="auto" w:sz="4" w:space="0"/><w:insideH w:val="single" w:color="auto" w:sz="4" w:space="0"/><w:insideV w:val="single" w:color="auto" w:sz="4" w:space="0"/></w:tblBorders><w:tblLayout w:type="autofit"/><w:tblCellMar><w:top w:w="0" w:type="dxa"/><w:left w:w="108" w:type="dxa"/><w:bottom w:w="0" w:type="dxa"/><w:right w:w="108" w:type="dxa"/></w:tblCellMar></w:tblPr><w:tblGrid><w:gridCol w:w="1135"/><w:gridCol w:w="4487"/><w:gridCol w:w="7517"/></w:tblGrid><w:tr><w:tblPrEx><w:tblBorders><w:top w:val="single" w:color="auto" w:sz="4" w:space="0"/><w:left w:val="single" w:color="auto" w:sz="4" w:space="0"/><w:bottom w:val="single" w:color="auto" w:sz="4" w:space="0"/><w:right w:val="single" w:color="auto" w:sz="4" w:space="0"/><w:insideH w:val="single" w:color="auto" w:sz="4" w:space="0"/><w:insideV w:val="single" w:color="auto" w:sz="4" w:space="0"/></w:tblBorders><w:tblCellMar><w:top w:w="0" w:type="dxa"/><w:left w:w="108" w:type="dxa"/><w:bottom w:w="0" w:type="dxa"/><w:right w:w="108" w:type="dxa"/></w:tblCellMar></w:tblPrEx><w:trPr><w:trHeight w:val="662" w:hRule="atLeast"/><w:jc w:val="center"/></w:trPr><w:tc><w:tcPr><w:tcW w:w="432" w:type="pct"/><w:noWrap w:val="0"/><w:vAlign w:val="center"/></w:tcPr><w:p><w:pPr><w:pStyle w:val="3"/><w:widowControl/><w:jc w:val="center"/><w:rPr><w:rFonts w:hint="eastAsia" w:ascii="仿宋_GB2312" w:hAnsi="仿宋_GB2312" w:eastAsia="仿宋_GB2312" w:cs="仿宋_GB2312"/><w:sz w:val="32"/><w:szCs w:val="32"/><w:vertAlign w:val="baseline"/><w:lang w:eastAsia="zh-CN"/></w:rPr></w:pPr><w:r><w:rPr><w:rFonts w:hint="eastAsia" w:ascii="仿宋_GB2312" w:hAnsi="仿宋_GB2312" w:eastAsia="仿宋_GB2312" w:cs="仿宋_GB2312"/><w:sz w:val="32"/><w:szCs w:val="32"/><w:vertAlign w:val="baseline"/><w:lang w:eastAsia="zh-CN"/></w:rPr><w:t>编号</w:t></w:r></w:p></w:tc><w:tc><w:tcPr><w:tcW w:w="1707" w:type="pct"/><w:noWrap w:val="0"/><w:vAlign w:val="center"/></w:tcPr><w:p><w:pPr><w:pStyle w:val="3"/><w:widowControl/><w:jc w:val="center"/><w:rPr><w:rFonts w:hint="eastAsia" w:ascii="仿宋_GB2312" w:hAnsi="仿宋_GB2312" w:eastAsia="仿宋_GB2312" w:cs="仿宋_GB2312"/><w:sz w:val="32"/><w:szCs w:val="32"/><w:vertAlign w:val="baseline"/><w:lang w:eastAsia="zh-CN"/></w:rPr></w:pPr><w:r><w:rPr><w:rFonts w:hint="eastAsia" w:ascii="仿宋_GB2312" w:hAnsi="仿宋_GB2312" w:cs="仿宋_GB2312"/><w:szCs w:val="32"/><w:lang w:eastAsia="zh-CN"/></w:rPr><w:t>未</w:t></w:r><w:r><w:rPr><w:rFonts w:hint="eastAsia" w:ascii="仿宋_GB2312" w:hAnsi="仿宋_GB2312" w:cs="仿宋_GB2312"/><w:szCs w:val="32"/></w:rPr><w:t>在审计报告中反映的问题</w:t></w:r></w:p></w:tc><w:tc><w:tcPr><w:tcW w:w="2860" w:type="pct"/><w:noWrap w:val="0"/><w:vAlign w:val="center"/></w:tcPr><w:p><w:pPr><w:pStyle w:val="3"/><w:widowControl/><w:jc w:val="center"/><w:rPr><w:rFonts w:hint="eastAsia" w:ascii="仿宋_GB2312" w:hAnsi="仿宋_GB2312" w:eastAsia="仿宋_GB2312" w:cs="仿宋_GB2312"/><w:sz w:val="32"/><w:szCs w:val="32"/><w:vertAlign w:val="baseline"/><w:lang w:eastAsia="zh-CN"/></w:rPr></w:pPr><w:r><w:rPr><w:rFonts w:hint="eastAsia" w:ascii="仿宋_GB2312" w:hAnsi="仿宋_GB2312" w:cs="仿宋_GB2312"/><w:sz w:val="32"/><w:szCs w:val="32"/><w:vertAlign w:val="baseline"/><w:lang w:eastAsia="zh-CN"/></w:rPr><w:t>不予反映的理由</w:t></w:r></w:p></w:tc></w:tr><w:tr><w:tblPrEx><w:tblBorders><w:top w:val="single" w:color="auto" w:sz="4" w:space="0"/><w:left w:val="single" w:color="auto" w:sz="4" w:space="0"/><w:bottom w:val="single" w:color="auto" w:sz="4" w:space="0"/><w:right w:val="single" w:color="auto" w:sz="4" w:space="0"/><w:insideH w:val="single" w:color="auto" w:sz="4" w:space="0"/><w:insideV w:val="single" w:color="auto" w:sz="4" w:space="0"/></w:tblBorders><w:tblCellMar><w:top w:w="0" w:type="dxa"/><w:left w:w="108" w:type="dxa"/><w:bottom w:w="0" w:type="dxa"/><w:right w:w="108" w:type="dxa"/></w:tblCellMar></w:tblPrEx><w:trPr><w:trHeight w:val="621" w:hRule="atLeast"/><w:jc w:val="center"/></w:trPr><w:tc><w:tcPr><w:tcW w:w="432" w:type="pct"/><w:noWrap w:val="0"/><w:vAlign w:val="top"/></w:tcPr><w:p><w:pPr><w:pStyle w:val="3"/><w:widowControl/><w:rPr><w:rFonts w:hint="eastAsia" w:ascii="Times New Roman" w:eastAsia="仿宋_GB2312" w:cs="仿宋_GB2312"/><w:vertAlign w:val="baseline"/><w:lang w:eastAsia="zh-CN"/></w:rPr></w:pPr></w:p></w:tc><w:tc><w:tcPr><w:tcW w:w="1707" w:type="pct"/><w:noWrap w:val="0"/><w:vAlign w:val="top"/></w:tcPr><w:p><w:pPr><w:pStyle w:val="3"/><w:widowControl/><w:rPr><w:rFonts w:hint="eastAsia" w:ascii="Times New Roman" w:eastAsia="仿宋_GB2312" w:cs="仿宋_GB2312"/><w:vertAlign w:val="baseline"/><w:lang w:eastAsia="zh-CN"/></w:rPr></w:pPr></w:p></w:tc><w:tc><w:tcPr><w:tcW w:w="2860" w:type="pct"/><w:noWrap w:val="0"/><w:vAlign w:val="top"/></w:tcPr><w:p><w:pPr><w:pStyle w:val="3"/><w:widowControl/><w:rPr><w:rFonts w:hint="eastAsia" w:ascii="Times New Roman" w:eastAsia="仿宋_GB2312" w:cs="仿宋_GB2312"/><w:vertAlign w:val="baseline"/><w:lang w:eastAsia="zh-CN"/></w:rPr></w:pPr></w:p></w:tc></w:tr><w:tr><w:tblPrEx><w:tblBorders><w:top w:val="single" w:color="auto" w:sz="4" w:space="0"/><w:left w:val="single" w:color="auto" w:sz="4" w:space="0"/><w:bottom w:val="single" w:color="auto" w:sz="4" w:space="0"/><w:right w:val="single" w:color="auto" w:sz="4" w:space="0"/><w:insideH w:val="single" w:color="auto" w:sz="4" w:space="0"/><w:insideV w:val="single" w:color="auto" w:sz="4" w:space="0"/></w:tblBorders><w:tblCellMar><w:top w:w="0" w:type="dxa"/><w:left w:w="108" w:type="dxa"/><w:bottom w:w="0" w:type="dxa"/><w:right w:w="108" w:type="dxa"/></w:tblCellMar></w:tblPrEx><w:trPr><w:trHeight w:val="608" w:hRule="atLeast"/><w:jc w:val="center"/></w:trPr><w:tc><w:tcPr><w:tcW w:w="432" w:type="pct"/><w:noWrap w:val="0"/><w:vAlign w:val="top"/></w:tcPr><w:p><w:pPr><w:pStyle w:val="3"/><w:widowControl/><w:rPr><w:rFonts w:hint="eastAsia" w:ascii="Times New Roman" w:eastAsia="仿宋_GB2312" w:cs="仿宋_GB2312"/><w:vertAlign w:val="baseline"/><w:lang w:eastAsia="zh-CN"/></w:rPr></w:pPr></w:p></w:tc><w:tc><w:tcPr><w:tcW w:w="1707" w:type="pct"/><w:noWrap w:val="0"/><w:vAlign w:val="top"/></w:tcPr><w:p><w:pPr><w:pStyle w:val="3"/><w:widowControl/><w:rPr><w:rFonts w:hint="eastAsia" w:ascii="Times New Roman" w:eastAsia="仿宋_GB2312" w:cs="仿宋_GB2312"/><w:vertAlign w:val="baseline"/><w:lang w:eastAsia="zh-CN"/></w:rPr></w:pPr></w:p></w:tc><w:tc><w:tcPr><w:tcW w:w="2860" w:type="pct"/><w:noWrap w:val="0"/><w:vAlign w:val="top"/></w:tcPr><w:p><w:pPr><w:pStyle w:val="3"/><w:widowControl/><w:rPr><w:rFonts w:hint="eastAsia" w:ascii="Times New Roman" w:eastAsia="仿宋_GB2312" w:cs="仿宋_GB2312"/><w:vertAlign w:val="baseline"/><w:lang w:eastAsia="zh-CN"/></w:rPr></w:pPr></w:p></w:tc></w:tr><w:tr><w:tblPrEx><w:tblBorders><w:top w:val="single" w:color="auto" w:sz="4" w:space="0"/><w:left w:val="single" w:color="auto" w:sz="4" w:space="0"/><w:bottom w:val="single" w:color="auto" w:sz="4" w:space="0"/><w:right w:val="single" w:color="auto" w:sz="4" w:space="0"/><w:insideH w:val="single" w:color="auto" w:sz="4" w:space="0"/><w:insideV w:val="single" w:color="auto" w:sz="4" w:space="0"/></w:tblBorders><w:tblCellMar><w:top w:w="0" w:type="dxa"/><w:left w:w="108" w:type="dxa"/><w:bottom w:w="0" w:type="dxa"/><w:right w:w="108" w:type="dxa"/></w:tblCellMar></w:tblPrEx><w:trPr><w:trHeight w:val="608" w:hRule="atLeast"/><w:jc w:val="center"/></w:trPr><w:tc><w:tcPr><w:tcW w:w="432" w:type="pct"/><w:noWrap w:val="0"/><w:vAlign w:val="top"/></w:tcPr><w:p><w:pPr><w:pStyle w:val="3"/><w:widowControl/><w:rPr><w:rFonts w:hint="eastAsia" w:ascii="Times New Roman" w:eastAsia="仿宋_GB2312" w:cs="仿宋_GB2312"/><w:vertAlign w:val="baseline"/><w:lang w:eastAsia="zh-CN"/></w:rPr></w:pPr></w:p></w:tc><w:tc><w:tcPr><w:tcW w:w="1707" w:type="pct"/><w:noWrap w:val="0"/><w:vAlign w:val="top"/></w:tcPr><w:p><w:pPr><w:pStyle w:val="3"/><w:widowControl/><w:rPr><w:rFonts w:hint="eastAsia" w:ascii="Times New Roman" w:eastAsia="仿宋_GB2312" w:cs="仿宋_GB2312"/><w:vertAlign w:val="baseline"/><w:lang w:eastAsia="zh-CN"/></w:rPr></w:pPr></w:p></w:tc><w:tc><w:tcPr><w:tcW w:w="2860" w:type="pct"/><w:noWrap w:val="0"/><w:vAlign w:val="top"/></w:tcPr><w:p><w:pPr><w:pStyle w:val="3"/><w:widowControl/><w:rPr><w:rFonts w:hint="eastAsia" w:ascii="Times New Roman" w:eastAsia="仿宋_GB2312" w:cs="仿宋_GB2312"/><w:vertAlign w:val="baseline"/><w:lang w:eastAsia="zh-CN"/></w:rPr></w:pPr></w:p></w:tc></w:tr><w:tr><w:tblPrEx><w:tblBorders><w:top w:val="single" w:color="auto" w:sz="4" w:space="0"/><w:left w:val="single" w:color="auto" w:sz="4" w:space="0"/><w:bottom w:val="single" w:color="auto" w:sz="4" w:space="0"/><w:right w:val="single" w:color="auto" w:sz="4" w:space="0"/><w:insideH w:val="single" w:color="auto" w:sz="4" w:space="0"/><w:insideV w:val="single" w:color="auto" w:sz="4" w:space="0"/></w:tblBorders><w:tblCellMar><w:top w:w="0" w:type="dxa"/><w:left w:w="108" w:type="dxa"/><w:bottom w:w="0" w:type="dxa"/><w:right w:w="108" w:type="dxa"/></w:tblCellMar></w:tblPrEx><w:trPr><w:trHeight w:val="608" w:hRule="atLeast"/><w:jc w:val="center"/></w:trPr><w:tc><w:tcPr><w:tcW w:w="432" w:type="pct"/><w:noWrap w:val="0"/><w:vAlign w:val="top"/></w:tcPr><w:p><w:pPr><w:pStyle w:val="3"/><w:widowControl/><w:rPr><w:rFonts w:hint="eastAsia" w:ascii="Times New Roman" w:eastAsia="仿宋_GB2312" w:cs="仿宋_GB2312"/><w:vertAlign w:val="baseline"/><w:lang w:eastAsia="zh-CN"/></w:rPr></w:pPr></w:p></w:tc><w:tc><w:tcPr><w:tcW w:w="1707" w:type="pct"/><w:noWrap w:val="0"/><w:vAlign w:val="top"/></w:tcPr><w:p><w:pPr><w:pStyle w:val="3"/><w:widowControl/><w:rPr><w:rFonts w:hint="eastAsia" w:ascii="Times New Roman" w:eastAsia="仿宋_GB2312" w:cs="仿宋_GB2312"/><w:vertAlign w:val="baseline"/><w:lang w:eastAsia="zh-CN"/></w:rPr></w:pPr></w:p></w:tc><w:tc><w:tcPr><w:tcW w:w="2860" w:type="pct"/><w:noWrap w:val="0"/><w:vAlign w:val="top"/></w:tcPr><w:p><w:pPr><w:pStyle w:val="3"/><w:widowControl/><w:rPr><w:rFonts w:hint="eastAsia" w:ascii="Times New Roman" w:eastAsia="仿宋_GB2312" w:cs="仿宋_GB2312"/><w:vertAlign w:val="baseline"/><w:lang w:eastAsia="zh-CN"/></w:rPr></w:pPr></w:p></w:tc></w:tr><w:tr><w:tblPrEx><w:tblBorders><w:top w:val="single" w:color="auto" w:sz="4" w:space="0"/><w:left w:val="single" w:color="auto" w:sz="4" w:space="0"/><w:bottom w:val="single" w:color="auto" w:sz="4" w:space="0"/><w:right w:val="single" w:color="auto" w:sz="4" w:space="0"/><w:insideH w:val="single" w:color="auto" w:sz="4" w:space="0"/><w:insideV w:val="single" w:color="auto" w:sz="4" w:space="0"/></w:tblBorders><w:tblCellMar><w:top w:w="0" w:type="dxa"/><w:left w:w="108" w:type="dxa"/><w:bottom w:w="0" w:type="dxa"/><w:right w:w="108" w:type="dxa"/></w:tblCellMar></w:tblPrEx><w:trPr><w:trHeight w:val="608" w:hRule="atLeast"/><w:jc w:val="center"/></w:trPr><w:tc><w:tcPr><w:tcW w:w="432" w:type="pct"/><w:noWrap w:val="0"/><w:vAlign w:val="top"/></w:tcPr><w:p><w:pPr><w:pStyle w:val="3"/><w:widowControl/><w:rPr><w:rFonts w:hint="eastAsia" w:ascii="Times New Roman" w:eastAsia="仿宋_GB2312" w:cs="仿宋_GB2312"/><w:vertAlign w:val="baseline"/><w:lang w:eastAsia="zh-CN"/></w:rPr></w:pPr></w:p></w:tc><w:tc><w:tcPr><w:tcW w:w="1707" w:type="pct"/><w:noWrap w:val="0"/><w:vAlign w:val="top"/></w:tcPr><w:p><w:pPr><w:pStyle w:val="3"/><w:widowControl/><w:rPr><w:rFonts w:hint="eastAsia" w:ascii="Times New Roman" w:eastAsia="仿宋_GB2312" w:cs="仿宋_GB2312"/><w:vertAlign w:val="baseline"/><w:lang w:eastAsia="zh-CN"/></w:rPr></w:pPr></w:p></w:tc><w:tc><w:tcPr><w:tcW w:w="2860" w:type="pct"/><w:noWrap w:val="0"/><w:vAlign w:val="top"/></w:tcPr><w:p><w:pPr><w:pStyle w:val="3"/><w:widowControl/><w:rPr><w:rFonts w:hint="eastAsia" w:ascii="Times New Roman" w:eastAsia="仿宋_GB2312" w:cs="仿宋_GB2312"/><w:vertAlign w:val="baseline"/><w:lang w:eastAsia="zh-CN"/></w:rPr></w:pPr></w:p></w:tc></w:tr><w:tr><w:tblPrEx><w:tblBorders><w:top w:val="single" w:color="auto" w:sz="4" w:space="0"/><w:left w:val="single" w:color="auto" w:sz="4" w:space="0"/><w:bottom w:val="single" w:color="auto" w:sz="4" w:space="0"/><w:right w:val="single" w:color="auto" w:sz="4" w:space="0"/><w:insideH w:val="single" w:color="auto" w:sz="4" w:space="0"/><w:insideV w:val="single" w:color="auto" w:sz="4" w:space="0"/></w:tblBorders><w:tblCellMar><w:top w:w="0" w:type="dxa"/><w:left w:w="108" w:type="dxa"/><w:bottom w:w="0" w:type="dxa"/><w:right w:w="108" w:type="dxa"/></w:tblCellMar></w:tblPrEx><w:trPr><w:trHeight w:val="619" w:hRule="atLeast"/><w:jc w:val="center"/></w:trPr><w:tc><w:tcPr><w:tcW w:w="432" w:type="pct"/><w:noWrap w:val="0"/><w:vAlign w:val="top"/></w:tcPr><w:p><w:pPr><w:pStyle w:val="3"/><w:widowControl/><w:rPr><w:rFonts w:hint="eastAsia" w:ascii="Times New Roman" w:eastAsia="仿宋_GB2312" w:cs="仿宋_GB2312"/><w:vertAlign w:val="baseline"/><w:lang w:eastAsia="zh-CN"/></w:rPr></w:pPr></w:p></w:tc><w:tc><w:tcPr><w:tcW w:w="1707" w:type="pct"/><w:noWrap w:val="0"/><w:vAlign w:val="top"/></w:tcPr><w:p><w:pPr><w:pStyle w:val="3"/><w:widowControl/><w:rPr><w:rFonts w:hint="eastAsia" w:ascii="Times New Roman" w:eastAsia="仿宋_GB2312" w:cs="仿宋_GB2312"/><w:vertAlign w:val="baseline"/><w:lang w:eastAsia="zh-CN"/></w:rPr></w:pPr></w:p></w:tc><w:tc><w:tcPr><w:tcW w:w="2860" w:type="pct"/><w:noWrap w:val="0"/><w:vAlign w:val="top"/></w:tcPr><w:p><w:pPr><w:pStyle w:val="3"/><w:widowControl/><w:rPr><w:rFonts w:hint="eastAsia" w:ascii="Times New Roman" w:eastAsia="仿宋_GB2312" w:cs="仿宋_GB2312"/><w:vertAlign w:val="baseline"/><w:lang w:eastAsia="zh-CN"/></w:rPr></w:pPr></w:p></w:tc></w:tr></w:tbl><w:p><w:pPr><w:pStyle w:val="2"/><w:numPr><w:ilvl w:val="0"/><w:numId w:val="0"/></w:numPr><w:ind w:left="0" w:leftChars="0" w:firstLine="0" w:firstLineChars="0"/><w:rPr><w:rFonts w:hint="eastAsia" w:ascii="楷体" w:hAnsi="楷体" w:eastAsia="楷体" w:cs="楷体"/><w:i w:val="0"/><w:iCs w:val="0"/><w:sz w:val="21"/><w:szCs w:val="22"/><w:lang w:val="en-US" w:eastAsia="zh-CN"/></w:rPr></w:pPr></w:p><w:p><w:pPr><w:pStyle w:val="2"/><w:numPr><w:ilvl w:val="0"/><w:numId w:val="0"/></w:numPr><w:ind w:left="0" w:leftChars="0" w:firstLine="0" w:firstLineChars="0"/><w:rPr><w:rFonts w:hint="default" w:ascii="Calibri" w:hAnsi="Calibri" w:eastAsia="楷体"/><w:lang w:eastAsia="zh-CN"/></w:rPr></w:pPr><w:r><w:rPr><w:rFonts w:hint="eastAsia" w:ascii="楷体" w:hAnsi="楷体" w:eastAsia="楷体" w:cs="楷体"/><w:i w:val="0"/><w:iCs w:val="0"/><w:sz w:val="21"/><w:szCs w:val="22"/><w:lang w:val="en-US" w:eastAsia="zh-CN"/></w:rPr><w:t>说明：要严格按照有关保密规定，结合未在审计报告中反映的问题清单涉及内容的实际情况，认真研判是否需要定密（包括工作秘密和国家秘密）。需要定密的，应当合理确定密级、保密期限和知悉范围并进行规范标识。</w:t></w:r></w:p>
+<w:p><w:r><w:rPr><w:rFonts w:hint="default" w:eastAsia="仿宋"/><w:sz w:val="28"/></w:rPr><w:t>{content}</w:t></w:r></w:p></w:p><w:p><w:pPr><w:pStyle w:val="3"/><w:ind w:firstLine="640" w:firstLineChars="200"/><w:rPr><w:rFonts w:hint="eastAsia"/><w:lang w:eastAsia="zh-CN"/></w:rPr><w:sectPr><w:headerReference r:id="rId3" w:type="default"/><w:footerReference r:id="rId4" w:type="default"/><w:pgSz w:w="16838" w:h="11906" w:orient="landscape"/><w:pgMar w:top="1587" w:right="1984" w:bottom="1587" w:left="1928" w:header="1247" w:footer="1531" w:gutter="0"/><w:pgNumType w:fmt="decimal"/><w:cols w:space="720" w:num="1"/><w:rtlGutter w:val="0"/><w:docGrid w:type="lines" w:linePitch="323" w:charSpace="0"/></w:sectPr></w:pPr></w:p><w:p/><w:sectPr><w:pgSz w:w="11906" w:h="16838"/><w:pgMar w:top="1440" w:right="1800" w:bottom="1440" w:left="1800" w:header="851" w:footer="992" w:gutter="0"/><w:cols w:space="425" w:num="1"/><w:docGrid w:type="lines" w:linePitch="312" w:charSpace="0"/></w:sectPr></w:body></w:document>
 </file>
 
 <file path=word/footer1.xml><?xml version="1.0" encoding="utf-8"?>
